--- a/resume.docx
+++ b/resume.docx
@@ -1,6 +1,6 @@
 
 <file path=word/document.xml><?xml version="1.0" encoding="utf-8"?>
-<w:document xmlns:wpc="http://schemas.microsoft.com/office/word/2010/wordprocessingCanvas" xmlns:cx="http://schemas.microsoft.com/office/drawing/2014/chartex" xmlns:cx1="http://schemas.microsoft.com/office/drawing/2015/9/8/chartex" xmlns:cx2="http://schemas.microsoft.com/office/drawing/2015/10/21/chartex" xmlns:cx3="http://schemas.microsoft.com/office/drawing/2016/5/9/chartex" xmlns:cx4="http://schemas.microsoft.com/office/drawing/2016/5/10/chartex" xmlns:cx5="http://schemas.microsoft.com/office/drawing/2016/5/11/chartex" xmlns:cx6="http://schemas.microsoft.com/office/drawing/2016/5/12/chartex" xmlns:cx7="http://schemas.microsoft.com/office/drawing/2016/5/13/chartex" xmlns:cx8="http://schemas.microsoft.com/office/drawing/2016/5/14/chartex" xmlns:mc="http://schemas.openxmlformats.org/markup-compatibility/2006" xmlns:aink="http://schemas.microsoft.com/office/drawing/2016/ink" xmlns:am3d="http://schemas.microsoft.com/office/drawing/2017/model3d" xmlns:o="urn:schemas-microsoft-com:office:office" xmlns:oel="http://schemas.microsoft.com/office/2019/extlst" xmlns:r="http://schemas.openxmlformats.org/officeDocument/2006/relationships" xmlns:m="http://schemas.openxmlformats.org/officeDocument/2006/math" xmlns:v="urn:schemas-microsoft-com:vml" xmlns:wp14="http://schemas.microsoft.com/office/word/2010/wordprocessingDrawing" xmlns:wp="http://schemas.openxmlformats.org/drawingml/2006/wordprocessingDrawing" xmlns:w10="urn:schemas-microsoft-com:office:word" xmlns:w="http://schemas.openxmlformats.org/wordprocessingml/2006/main" xmlns:w14="http://schemas.microsoft.com/office/word/2010/wordml" xmlns:w15="http://schemas.microsoft.com/office/word/2012/wordml" xmlns:w16cei="http://schemas.microsoft.com/office/word/2026/wordml/cei" xmlns:w16cex="http://schemas.microsoft.com/office/word/2018/wordml/cex" xmlns:w16cid="http://schemas.microsoft.com/office/word/2016/wordml/cid" xmlns:w16="http://schemas.microsoft.com/office/word/2018/wordml" xmlns:w16du="http://schemas.microsoft.com/office/word/2023/wordml/word16du" xmlns:w16sdtdh="http://schemas.microsoft.com/office/word/2020/wordml/sdtdatahash" xmlns:w16sdtfl="http://schemas.microsoft.com/office/word/2024/wordml/sdtformatlock" xmlns:w16se="http://schemas.microsoft.com/office/word/2015/wordml/symex" xmlns:wpg="http://schemas.microsoft.com/office/word/2010/wordprocessingGroup" xmlns:wpi="http://schemas.microsoft.com/office/word/2010/wordprocessingInk" xmlns:wne="http://schemas.microsoft.com/office/word/2006/wordml" xmlns:wps="http://schemas.microsoft.com/office/word/2010/wordprocessingShape" mc:Ignorable="w14 w15 w16se w16cid w16 w16cex w16sdtdh w16sdtfl w16du wp14">
+<w:document xmlns:wpc="http://schemas.microsoft.com/office/word/2010/wordprocessingCanvas" xmlns:cx="http://schemas.microsoft.com/office/drawing/2014/chartex" xmlns:cx1="http://schemas.microsoft.com/office/drawing/2015/9/8/chartex" xmlns:cx2="http://schemas.microsoft.com/office/drawing/2015/10/21/chartex" xmlns:cx3="http://schemas.microsoft.com/office/drawing/2016/5/9/chartex" xmlns:cx4="http://schemas.microsoft.com/office/drawing/2016/5/10/chartex" xmlns:cx5="http://schemas.microsoft.com/office/drawing/2016/5/11/chartex" xmlns:cx6="http://schemas.microsoft.com/office/drawing/2016/5/12/chartex" xmlns:cx7="http://schemas.microsoft.com/office/drawing/2016/5/13/chartex" xmlns:cx8="http://schemas.microsoft.com/office/drawing/2016/5/14/chartex" xmlns:mc="http://schemas.openxmlformats.org/markup-compatibility/2006" xmlns:aink="http://schemas.microsoft.com/office/drawing/2016/ink" xmlns:am3d="http://schemas.microsoft.com/office/drawing/2017/model3d" xmlns:o="urn:schemas-microsoft-com:office:office" xmlns:oel="http://schemas.microsoft.com/office/2019/extlst" xmlns:r="http://schemas.openxmlformats.org/officeDocument/2006/relationships" xmlns:m="http://schemas.openxmlformats.org/officeDocument/2006/math" xmlns:v="urn:schemas-microsoft-com:vml" xmlns:wp14="http://schemas.microsoft.com/office/word/2010/wordprocessingDrawing" xmlns:wp="http://schemas.openxmlformats.org/drawingml/2006/wordprocessingDrawing" xmlns:w10="urn:schemas-microsoft-com:office:word" xmlns:w="http://schemas.openxmlformats.org/wordprocessingml/2006/main" xmlns:w14="http://schemas.microsoft.com/office/word/2010/wordml" xmlns:w15="http://schemas.microsoft.com/office/word/2012/wordml" xmlns:w16cex="http://schemas.microsoft.com/office/word/2018/wordml/cex" xmlns:w16cid="http://schemas.microsoft.com/office/word/2016/wordml/cid" xmlns:w16="http://schemas.microsoft.com/office/word/2018/wordml" xmlns:w16du="http://schemas.microsoft.com/office/word/2023/wordml/word16du" xmlns:w16sdtdh="http://schemas.microsoft.com/office/word/2020/wordml/sdtdatahash" xmlns:w16sdtfl="http://schemas.microsoft.com/office/word/2024/wordml/sdtformatlock" xmlns:w16se="http://schemas.microsoft.com/office/word/2015/wordml/symex" xmlns:wpg="http://schemas.microsoft.com/office/word/2010/wordprocessingGroup" xmlns:wpi="http://schemas.microsoft.com/office/word/2010/wordprocessingInk" xmlns:wne="http://schemas.microsoft.com/office/word/2006/wordml" xmlns:wps="http://schemas.microsoft.com/office/word/2010/wordprocessingShape" mc:Ignorable="w14 w15 w16se w16cid w16 w16cex w16sdtdh w16sdtfl w16du wp14">
   <w:background w:color="FFFFFF"/>
   <w:body>
     <w:p>
@@ -24,6 +24,15 @@
           <w:szCs w:val="32"/>
         </w:rPr>
         <w:t>Donald Gardner</w:t>
+      </w:r>
+      <w:r>
+        <w:rPr>
+          <w:b/>
+          <w:bCs/>
+          <w:sz w:val="32"/>
+          <w:szCs w:val="32"/>
+        </w:rPr>
+        <w:t xml:space="preserve"> test salmon beach</w:t>
       </w:r>
     </w:p>
     <w:p>
@@ -376,23 +385,7 @@
           <w:b/>
           <w:bCs/>
         </w:rPr>
-        <w:t xml:space="preserve">Fractional Governance Risk and Compliance Analyst | Caldera </w:t>
-      </w:r>
-      <w:proofErr w:type="spellStart"/>
-      <w:r>
-        <w:rPr>
-          <w:b/>
-          <w:bCs/>
-        </w:rPr>
-        <w:t>CyberSecurity</w:t>
-      </w:r>
-      <w:proofErr w:type="spellEnd"/>
-      <w:r>
-        <w:rPr>
-          <w:b/>
-          <w:bCs/>
-        </w:rPr>
-        <w:t xml:space="preserve"> Services</w:t>
+        <w:t>Fractional Governance Risk and Compliance Analyst | Caldera CyberSecurity Services</w:t>
       </w:r>
       <w:r>
         <w:rPr>
@@ -528,15 +521,7 @@
         <w:contextualSpacing w:val="0"/>
       </w:pPr>
       <w:r>
-        <w:t xml:space="preserve">Taught a cybersecurity course for </w:t>
-      </w:r>
-      <w:proofErr w:type="spellStart"/>
-      <w:r>
-        <w:t>Mangate</w:t>
-      </w:r>
-      <w:proofErr w:type="spellEnd"/>
-      <w:r>
-        <w:t xml:space="preserve"> (India), instructing students from South Korea on risk management, security controls, and best practices in IT security.</w:t>
+        <w:t>Taught a cybersecurity course for Mangate (India), instructing students from South Korea on risk management, security controls, and best practices in IT security.</w:t>
       </w:r>
     </w:p>
     <w:p>
@@ -944,23 +929,7 @@
           <w:rFonts w:cstheme="minorHAnsi"/>
           <w:b/>
         </w:rPr>
-        <w:t xml:space="preserve"> </w:t>
-      </w:r>
-      <w:proofErr w:type="spellStart"/>
-      <w:r>
-        <w:rPr>
-          <w:rFonts w:cstheme="minorHAnsi"/>
-          <w:b/>
-        </w:rPr>
-        <w:t>Abbtech</w:t>
-      </w:r>
-      <w:proofErr w:type="spellEnd"/>
-      <w:r>
-        <w:rPr>
-          <w:rFonts w:cstheme="minorHAnsi"/>
-          <w:b/>
-        </w:rPr>
-        <w:t xml:space="preserve"> Professional Services</w:t>
+        <w:t xml:space="preserve"> Abbtech Professional Services</w:t>
       </w:r>
       <w:r>
         <w:rPr>
@@ -1703,7 +1672,6 @@
           <w:szCs w:val="22"/>
         </w:rPr>
       </w:pPr>
-      <w:proofErr w:type="spellStart"/>
       <w:r>
         <w:rPr>
           <w:rFonts w:ascii="Calibri" w:hAnsi="Calibri" w:cstheme="minorHAnsi"/>
@@ -1712,18 +1680,7 @@
           <w:sz w:val="22"/>
           <w:szCs w:val="22"/>
         </w:rPr>
-        <w:t>Akylade</w:t>
-      </w:r>
-      <w:proofErr w:type="spellEnd"/>
-      <w:r>
-        <w:rPr>
-          <w:rFonts w:ascii="Calibri" w:hAnsi="Calibri" w:cstheme="minorHAnsi"/>
-          <w:bCs/>
-          <w:iCs/>
-          <w:sz w:val="22"/>
-          <w:szCs w:val="22"/>
-        </w:rPr>
-        <w:t xml:space="preserve"> Artificial Intelligence Security Practitioner, Cyber Resilience Fundamentals</w:t>
+        <w:t>Akylade Artificial Intelligence Security Practitioner, Cyber Resilience Fundamentals</w:t>
       </w:r>
     </w:p>
     <w:p>
@@ -1822,7 +1779,7 @@
 </file>
 
 <file path=word/numbering.xml><?xml version="1.0" encoding="utf-8"?>
-<w:numbering xmlns:wpc="http://schemas.microsoft.com/office/word/2010/wordprocessingCanvas" xmlns:cx="http://schemas.microsoft.com/office/drawing/2014/chartex" xmlns:cx1="http://schemas.microsoft.com/office/drawing/2015/9/8/chartex" xmlns:cx2="http://schemas.microsoft.com/office/drawing/2015/10/21/chartex" xmlns:cx3="http://schemas.microsoft.com/office/drawing/2016/5/9/chartex" xmlns:cx4="http://schemas.microsoft.com/office/drawing/2016/5/10/chartex" xmlns:cx5="http://schemas.microsoft.com/office/drawing/2016/5/11/chartex" xmlns:cx6="http://schemas.microsoft.com/office/drawing/2016/5/12/chartex" xmlns:cx7="http://schemas.microsoft.com/office/drawing/2016/5/13/chartex" xmlns:cx8="http://schemas.microsoft.com/office/drawing/2016/5/14/chartex" xmlns:mc="http://schemas.openxmlformats.org/markup-compatibility/2006" xmlns:aink="http://schemas.microsoft.com/office/drawing/2016/ink" xmlns:am3d="http://schemas.microsoft.com/office/drawing/2017/model3d" xmlns:o="urn:schemas-microsoft-com:office:office" xmlns:oel="http://schemas.microsoft.com/office/2019/extlst" xmlns:r="http://schemas.openxmlformats.org/officeDocument/2006/relationships" xmlns:m="http://schemas.openxmlformats.org/officeDocument/2006/math" xmlns:v="urn:schemas-microsoft-com:vml" xmlns:wp14="http://schemas.microsoft.com/office/word/2010/wordprocessingDrawing" xmlns:wp="http://schemas.openxmlformats.org/drawingml/2006/wordprocessingDrawing" xmlns:w10="urn:schemas-microsoft-com:office:word" xmlns:w="http://schemas.openxmlformats.org/wordprocessingml/2006/main" xmlns:w14="http://schemas.microsoft.com/office/word/2010/wordml" xmlns:w15="http://schemas.microsoft.com/office/word/2012/wordml" xmlns:w16cei="http://schemas.microsoft.com/office/word/2026/wordml/cei" xmlns:w16cex="http://schemas.microsoft.com/office/word/2018/wordml/cex" xmlns:w16cid="http://schemas.microsoft.com/office/word/2016/wordml/cid" xmlns:w16="http://schemas.microsoft.com/office/word/2018/wordml" xmlns:w16du="http://schemas.microsoft.com/office/word/2023/wordml/word16du" xmlns:w16sdtdh="http://schemas.microsoft.com/office/word/2020/wordml/sdtdatahash" xmlns:w16sdtfl="http://schemas.microsoft.com/office/word/2024/wordml/sdtformatlock" xmlns:w16se="http://schemas.microsoft.com/office/word/2015/wordml/symex" xmlns:wpg="http://schemas.microsoft.com/office/word/2010/wordprocessingGroup" xmlns:wpi="http://schemas.microsoft.com/office/word/2010/wordprocessingInk" xmlns:wne="http://schemas.microsoft.com/office/word/2006/wordml" xmlns:wps="http://schemas.microsoft.com/office/word/2010/wordprocessingShape" mc:Ignorable="w14 w15 w16se w16cid w16 w16cex w16sdtdh w16sdtfl w16du wp14">
+<w:numbering xmlns:wpc="http://schemas.microsoft.com/office/word/2010/wordprocessingCanvas" xmlns:cx="http://schemas.microsoft.com/office/drawing/2014/chartex" xmlns:cx1="http://schemas.microsoft.com/office/drawing/2015/9/8/chartex" xmlns:cx2="http://schemas.microsoft.com/office/drawing/2015/10/21/chartex" xmlns:cx3="http://schemas.microsoft.com/office/drawing/2016/5/9/chartex" xmlns:cx4="http://schemas.microsoft.com/office/drawing/2016/5/10/chartex" xmlns:cx5="http://schemas.microsoft.com/office/drawing/2016/5/11/chartex" xmlns:cx6="http://schemas.microsoft.com/office/drawing/2016/5/12/chartex" xmlns:cx7="http://schemas.microsoft.com/office/drawing/2016/5/13/chartex" xmlns:cx8="http://schemas.microsoft.com/office/drawing/2016/5/14/chartex" xmlns:mc="http://schemas.openxmlformats.org/markup-compatibility/2006" xmlns:aink="http://schemas.microsoft.com/office/drawing/2016/ink" xmlns:am3d="http://schemas.microsoft.com/office/drawing/2017/model3d" xmlns:o="urn:schemas-microsoft-com:office:office" xmlns:oel="http://schemas.microsoft.com/office/2019/extlst" xmlns:r="http://schemas.openxmlformats.org/officeDocument/2006/relationships" xmlns:m="http://schemas.openxmlformats.org/officeDocument/2006/math" xmlns:v="urn:schemas-microsoft-com:vml" xmlns:wp14="http://schemas.microsoft.com/office/word/2010/wordprocessingDrawing" xmlns:wp="http://schemas.openxmlformats.org/drawingml/2006/wordprocessingDrawing" xmlns:w10="urn:schemas-microsoft-com:office:word" xmlns:w="http://schemas.openxmlformats.org/wordprocessingml/2006/main" xmlns:w14="http://schemas.microsoft.com/office/word/2010/wordml" xmlns:w15="http://schemas.microsoft.com/office/word/2012/wordml" xmlns:w16cex="http://schemas.microsoft.com/office/word/2018/wordml/cex" xmlns:w16cid="http://schemas.microsoft.com/office/word/2016/wordml/cid" xmlns:w16="http://schemas.microsoft.com/office/word/2018/wordml" xmlns:w16du="http://schemas.microsoft.com/office/word/2023/wordml/word16du" xmlns:w16sdtdh="http://schemas.microsoft.com/office/word/2020/wordml/sdtdatahash" xmlns:w16sdtfl="http://schemas.microsoft.com/office/word/2024/wordml/sdtformatlock" xmlns:w16se="http://schemas.microsoft.com/office/word/2015/wordml/symex" xmlns:wpg="http://schemas.microsoft.com/office/word/2010/wordprocessingGroup" xmlns:wpi="http://schemas.microsoft.com/office/word/2010/wordprocessingInk" xmlns:wne="http://schemas.microsoft.com/office/word/2006/wordml" xmlns:wps="http://schemas.microsoft.com/office/word/2010/wordprocessingShape" mc:Ignorable="w14 w15 w16se w16cid w16 w16cex w16sdtdh w16sdtfl w16du wp14">
   <w:abstractNum w:abstractNumId="0" w15:restartNumberingAfterBreak="0">
     <w:nsid w:val="1FA35EEC"/>
     <w:multiLevelType w:val="hybridMultilevel"/>

--- a/resume.docx
+++ b/resume.docx
@@ -24,15 +24,6 @@
           <w:szCs w:val="32"/>
         </w:rPr>
         <w:t>Donald Gardner</w:t>
-      </w:r>
-      <w:r>
-        <w:rPr>
-          <w:b/>
-          <w:bCs/>
-          <w:sz w:val="32"/>
-          <w:szCs w:val="32"/>
-        </w:rPr>
-        <w:t xml:space="preserve"> test salmon beach</w:t>
       </w:r>
     </w:p>
     <w:p>

--- a/resume.docx
+++ b/resume.docx
@@ -24,6 +24,15 @@
           <w:szCs w:val="32"/>
         </w:rPr>
         <w:t>Donald Gardner</w:t>
+      </w:r>
+      <w:r>
+        <w:rPr>
+          <w:b/>
+          <w:bCs/>
+          <w:sz w:val="32"/>
+          <w:szCs w:val="32"/>
+        </w:rPr>
+        <w:t xml:space="preserve">  salmon beach</w:t>
       </w:r>
     </w:p>
     <w:p>

--- a/resume.docx
+++ b/resume.docx
@@ -24,15 +24,6 @@
           <w:szCs w:val="32"/>
         </w:rPr>
         <w:t>Donald Gardner</w:t>
-      </w:r>
-      <w:r>
-        <w:rPr>
-          <w:b/>
-          <w:bCs/>
-          <w:sz w:val="32"/>
-          <w:szCs w:val="32"/>
-        </w:rPr>
-        <w:t xml:space="preserve">  salmon beach</w:t>
       </w:r>
     </w:p>
     <w:p>
@@ -139,21 +130,7 @@
         <w:rPr>
           <w:rFonts w:cstheme="minorHAnsi"/>
         </w:rPr>
-        <w:t xml:space="preserve">Reduces cyber risk and operational delays by teaching best practices. Communicates technical information to non-technical people. A lifelong learner who is quick to adopt and implement new technologies. Business instructor experience brings a financial approach to </w:t>
-      </w:r>
-      <w:proofErr w:type="gramStart"/>
-      <w:r>
-        <w:rPr>
-          <w:rFonts w:cstheme="minorHAnsi"/>
-        </w:rPr>
-        <w:t>determine</w:t>
-      </w:r>
-      <w:proofErr w:type="gramEnd"/>
-      <w:r>
-        <w:rPr>
-          <w:rFonts w:cstheme="minorHAnsi"/>
-        </w:rPr>
-        <w:t xml:space="preserve"> cost-effectiveness of security controls. Continuously upskilling through certifications, home lab work, and GRC frameworks to stay current in GRC and cybersecurity.</w:t>
+        <w:t>Reduces cyber risk and operational delays by teaching best practices. Communicates technical information to non-technical people. A lifelong learner who is quick to adopt and implement new technologies. Business instructor experience brings a financial approach to determine cost-effectiveness of security controls. Continuously upskilling through certifications, home lab work, and GRC frameworks to stay current in GRC and cybersecurity.</w:t>
       </w:r>
     </w:p>
     <w:p>
@@ -385,7 +362,7 @@
           <w:b/>
           <w:bCs/>
         </w:rPr>
-        <w:t>Fractional Governance Risk and Compliance Analyst | Caldera CyberSecurity Services</w:t>
+        <w:t>Governance Risk and Compliance Analyst | Caldera CyberSecurity Services</w:t>
       </w:r>
       <w:r>
         <w:rPr>
@@ -425,13 +402,6 @@
         </w:tabs>
         <w:ind w:left="461" w:hanging="274"/>
       </w:pPr>
-      <w:r>
-        <w:rPr>
-          <w:b/>
-          <w:bCs/>
-        </w:rPr>
-        <w:t xml:space="preserve">Fractional </w:t>
-      </w:r>
       <w:r>
         <w:rPr>
           <w:b/>
@@ -748,13 +718,8 @@
           <w:b/>
         </w:rPr>
       </w:pPr>
-      <w:proofErr w:type="gramStart"/>
-      <w:r>
-        <w:t>Participated</w:t>
-      </w:r>
-      <w:proofErr w:type="gramEnd"/>
-      <w:r>
-        <w:t xml:space="preserve"> in several key projects, including: </w:t>
+      <w:r>
+        <w:t xml:space="preserve">Participated in several key projects, including: </w:t>
       </w:r>
     </w:p>
     <w:p>
@@ -1113,15 +1078,7 @@
         </w:rPr>
       </w:pPr>
       <w:r>
-        <w:t xml:space="preserve">Provided Tier 2 </w:t>
-      </w:r>
-      <w:proofErr w:type="gramStart"/>
-      <w:r>
-        <w:t>help</w:t>
-      </w:r>
-      <w:proofErr w:type="gramEnd"/>
-      <w:r>
-        <w:t xml:space="preserve"> desk support.  Installed and configured endpoints and media equipment</w:t>
+        <w:t>Provided Tier 2 help desk support.  Installed and configured endpoints and media equipment</w:t>
       </w:r>
       <w:r>
         <w:rPr>
@@ -1755,15 +1712,7 @@
     </w:p>
     <w:p>
       <w:r>
-        <w:t xml:space="preserve">The Charlotte Metro Information Systems Security Association (ISSA) is a non-profit group dedicated to providing educational and networking opportunities to members </w:t>
-      </w:r>
-      <w:proofErr w:type="gramStart"/>
-      <w:r>
-        <w:t>in order to</w:t>
-      </w:r>
-      <w:proofErr w:type="gramEnd"/>
-      <w:r>
-        <w:t xml:space="preserve"> promote the exchange of ideas, knowledge, and growth within the information security profession.</w:t>
+        <w:t>The Charlotte Metro Information Systems Security Association (ISSA) is a non-profit group dedicated to providing educational and networking opportunities to members in order to promote the exchange of ideas, knowledge, and growth within the information security profession.</w:t>
       </w:r>
     </w:p>
     <w:p/>

--- a/resume.docx
+++ b/resume.docx
@@ -8,10 +8,12 @@
         <w:tabs>
           <w:tab w:val="right" w:pos="10080"/>
         </w:tabs>
+        <w:spacing w:line="360" w:lineRule="auto"/>
         <w:jc w:val="center"/>
         <w:rPr>
           <w:b/>
           <w:bCs/>
+          <w:smallCaps/>
           <w:sz w:val="32"/>
           <w:szCs w:val="32"/>
         </w:rPr>
@@ -20,6 +22,7 @@
         <w:rPr>
           <w:b/>
           <w:bCs/>
+          <w:smallCaps/>
           <w:sz w:val="32"/>
           <w:szCs w:val="32"/>
         </w:rPr>
@@ -73,7 +76,10 @@
         <w:t xml:space="preserve"> | </w:t>
       </w:r>
       <w:r>
-        <w:t>donaldgardner4321@gmail.com</w:t>
+        <w:t>Donald.</w:t>
+      </w:r>
+      <w:r>
+        <w:t>gardner4321@gmail.com</w:t>
       </w:r>
     </w:p>
     <w:p>
@@ -130,7 +136,21 @@
         <w:rPr>
           <w:rFonts w:cstheme="minorHAnsi"/>
         </w:rPr>
-        <w:t>Reduces cyber risk and operational delays by teaching best practices. Communicates technical information to non-technical people. A lifelong learner who is quick to adopt and implement new technologies. Business instructor experience brings a financial approach to determine cost-effectiveness of security controls. Continuously upskilling through certifications, home lab work, and GRC frameworks to stay current in GRC and cybersecurity.</w:t>
+        <w:t xml:space="preserve">Reduces cyber risk and operational delays by teaching best practices. Communicates technical information to non-technical people. A lifelong learner who is quick to adopt and implement new technologies. Business instructor experience brings a financial approach to </w:t>
+      </w:r>
+      <w:proofErr w:type="gramStart"/>
+      <w:r>
+        <w:rPr>
+          <w:rFonts w:cstheme="minorHAnsi"/>
+        </w:rPr>
+        <w:t>determine</w:t>
+      </w:r>
+      <w:proofErr w:type="gramEnd"/>
+      <w:r>
+        <w:rPr>
+          <w:rFonts w:cstheme="minorHAnsi"/>
+        </w:rPr>
+        <w:t xml:space="preserve"> cost-effectiveness of security controls. Continuously upskilling through certifications, home lab work, and GRC frameworks to stay current in GRC and cybersecurity.</w:t>
       </w:r>
     </w:p>
     <w:p>
@@ -362,7 +382,23 @@
           <w:b/>
           <w:bCs/>
         </w:rPr>
-        <w:t>Governance Risk and Compliance Analyst | Caldera CyberSecurity Services</w:t>
+        <w:t xml:space="preserve">Governance Risk and Compliance Analyst | Caldera </w:t>
+      </w:r>
+      <w:proofErr w:type="spellStart"/>
+      <w:r>
+        <w:rPr>
+          <w:b/>
+          <w:bCs/>
+        </w:rPr>
+        <w:t>CyberSecurity</w:t>
+      </w:r>
+      <w:proofErr w:type="spellEnd"/>
+      <w:r>
+        <w:rPr>
+          <w:b/>
+          <w:bCs/>
+        </w:rPr>
+        <w:t xml:space="preserve"> Services</w:t>
       </w:r>
       <w:r>
         <w:rPr>
@@ -491,7 +527,15 @@
         <w:contextualSpacing w:val="0"/>
       </w:pPr>
       <w:r>
-        <w:t>Taught a cybersecurity course for Mangate (India), instructing students from South Korea on risk management, security controls, and best practices in IT security.</w:t>
+        <w:t xml:space="preserve">Taught a cybersecurity course for </w:t>
+      </w:r>
+      <w:proofErr w:type="spellStart"/>
+      <w:r>
+        <w:t>Mangate</w:t>
+      </w:r>
+      <w:proofErr w:type="spellEnd"/>
+      <w:r>
+        <w:t xml:space="preserve"> (India), instructing students from South Korea on risk management, security controls, and best practices in IT security.</w:t>
       </w:r>
     </w:p>
     <w:p>
@@ -718,8 +762,13 @@
           <w:b/>
         </w:rPr>
       </w:pPr>
-      <w:r>
-        <w:t xml:space="preserve">Participated in several key projects, including: </w:t>
+      <w:proofErr w:type="gramStart"/>
+      <w:r>
+        <w:t>Participated</w:t>
+      </w:r>
+      <w:proofErr w:type="gramEnd"/>
+      <w:r>
+        <w:t xml:space="preserve"> in several key projects, including: </w:t>
       </w:r>
     </w:p>
     <w:p>
@@ -781,6 +830,7 @@
           <w:rFonts w:cstheme="minorHAnsi"/>
           <w:b/>
         </w:rPr>
+        <w:lastRenderedPageBreak/>
         <w:t xml:space="preserve">CISO and System Administrator </w:t>
       </w:r>
       <w:r>
@@ -825,7 +875,6 @@
         </w:rPr>
       </w:pPr>
       <w:r>
-        <w:lastRenderedPageBreak/>
         <w:t>Chief Information Security Officer and website administrator for front-end and back-end of website.</w:t>
       </w:r>
     </w:p>
@@ -894,7 +943,23 @@
           <w:rFonts w:cstheme="minorHAnsi"/>
           <w:b/>
         </w:rPr>
-        <w:t xml:space="preserve"> Abbtech Professional Services</w:t>
+        <w:t xml:space="preserve"> </w:t>
+      </w:r>
+      <w:proofErr w:type="spellStart"/>
+      <w:r>
+        <w:rPr>
+          <w:rFonts w:cstheme="minorHAnsi"/>
+          <w:b/>
+        </w:rPr>
+        <w:t>Abbtech</w:t>
+      </w:r>
+      <w:proofErr w:type="spellEnd"/>
+      <w:r>
+        <w:rPr>
+          <w:rFonts w:cstheme="minorHAnsi"/>
+          <w:b/>
+        </w:rPr>
+        <w:t xml:space="preserve"> Professional Services</w:t>
       </w:r>
       <w:r>
         <w:rPr>
@@ -1078,7 +1143,15 @@
         </w:rPr>
       </w:pPr>
       <w:r>
-        <w:t>Provided Tier 2 help desk support.  Installed and configured endpoints and media equipment</w:t>
+        <w:t xml:space="preserve">Provided Tier 2 </w:t>
+      </w:r>
+      <w:proofErr w:type="gramStart"/>
+      <w:r>
+        <w:t>help</w:t>
+      </w:r>
+      <w:proofErr w:type="gramEnd"/>
+      <w:r>
+        <w:t xml:space="preserve"> desk support.  Installed and configured endpoints and media equipment</w:t>
       </w:r>
       <w:r>
         <w:rPr>
@@ -1629,6 +1702,7 @@
           <w:szCs w:val="22"/>
         </w:rPr>
       </w:pPr>
+      <w:proofErr w:type="spellStart"/>
       <w:r>
         <w:rPr>
           <w:rFonts w:ascii="Calibri" w:hAnsi="Calibri" w:cstheme="minorHAnsi"/>
@@ -1637,7 +1711,18 @@
           <w:sz w:val="22"/>
           <w:szCs w:val="22"/>
         </w:rPr>
-        <w:t>Akylade Artificial Intelligence Security Practitioner, Cyber Resilience Fundamentals</w:t>
+        <w:t>Akylade</w:t>
+      </w:r>
+      <w:proofErr w:type="spellEnd"/>
+      <w:r>
+        <w:rPr>
+          <w:rFonts w:ascii="Calibri" w:hAnsi="Calibri" w:cstheme="minorHAnsi"/>
+          <w:bCs/>
+          <w:iCs/>
+          <w:sz w:val="22"/>
+          <w:szCs w:val="22"/>
+        </w:rPr>
+        <w:t xml:space="preserve"> Artificial Intelligence Security Practitioner, Cyber Resilience Fundamentals</w:t>
       </w:r>
     </w:p>
     <w:p>
@@ -1712,7 +1797,15 @@
     </w:p>
     <w:p>
       <w:r>
-        <w:t>The Charlotte Metro Information Systems Security Association (ISSA) is a non-profit group dedicated to providing educational and networking opportunities to members in order to promote the exchange of ideas, knowledge, and growth within the information security profession.</w:t>
+        <w:t xml:space="preserve">The Charlotte Metro Information Systems Security Association (ISSA) is a non-profit group dedicated to providing educational and networking opportunities to members </w:t>
+      </w:r>
+      <w:proofErr w:type="gramStart"/>
+      <w:r>
+        <w:t>in order to</w:t>
+      </w:r>
+      <w:proofErr w:type="gramEnd"/>
+      <w:r>
+        <w:t xml:space="preserve"> promote the exchange of ideas, knowledge, and growth within the information security profession.</w:t>
       </w:r>
     </w:p>
     <w:p/>
